--- a/Player Rating System.docx
+++ b/Player Rating System.docx
@@ -180,7 +180,6 @@
           <w:lang w:val="en-US"/>
         </w:rPr>
       </w:pPr>
-      <w:proofErr w:type="gramStart"/>
       <w:r>
         <w:rPr>
           <w:b/>
@@ -189,7 +188,6 @@
         </w:rPr>
         <w:t>Inputs</w:t>
       </w:r>
-      <w:proofErr w:type="gramEnd"/>
     </w:p>
     <w:p>
       <w:pPr>
@@ -354,7 +352,6 @@
           <w:lang w:val="en-US"/>
         </w:rPr>
       </w:pPr>
-      <w:proofErr w:type="spellStart"/>
       <m:oMathPara>
         <m:oMath>
           <m:r>
@@ -367,7 +364,6 @@
             </w:rPr>
             <m:t>TeamStrength</m:t>
           </m:r>
-          <w:proofErr w:type="spellEnd"/>
           <m:r>
             <w:rPr>
               <w:rFonts w:ascii="Cambria Math" w:hAnsi="Cambria Math"/>
@@ -423,6 +419,9 @@
             <m:t>TravelBonus</m:t>
           </m:r>
           <m:r>
+            <m:rPr>
+              <m:sty m:val="p"/>
+            </m:rPr>
             <w:rPr>
               <w:lang w:val="en-US"/>
             </w:rPr>
@@ -454,7 +453,6 @@
           <w:lang w:val="en-US"/>
         </w:rPr>
       </w:pPr>
-      <w:proofErr w:type="spellStart"/>
       <w:r>
         <w:rPr>
           <w:b/>
@@ -463,7 +461,6 @@
         </w:rPr>
         <w:t>ResultValue</w:t>
       </w:r>
-      <w:proofErr w:type="spellEnd"/>
       <w:r>
         <w:rPr>
           <w:lang w:val="en-US"/>
@@ -481,7 +478,6 @@
           <w:lang w:val="en-US"/>
         </w:rPr>
       </w:pPr>
-      <w:proofErr w:type="spellStart"/>
       <w:r>
         <w:rPr>
           <w:b/>
@@ -490,7 +486,6 @@
         </w:rPr>
         <w:t>OpponentStrength</w:t>
       </w:r>
-      <w:proofErr w:type="spellEnd"/>
       <w:r>
         <w:rPr>
           <w:lang w:val="en-US"/>
@@ -508,7 +503,6 @@
           <w:lang w:val="en-US"/>
         </w:rPr>
       </w:pPr>
-      <w:proofErr w:type="spellStart"/>
       <w:r>
         <w:rPr>
           <w:b/>
@@ -517,7 +511,6 @@
         </w:rPr>
         <w:t>TravelBonus</w:t>
       </w:r>
-      <w:proofErr w:type="spellEnd"/>
       <w:r>
         <w:rPr>
           <w:lang w:val="en-US"/>
@@ -577,7 +570,6 @@
           <w:lang w:val="en-US"/>
         </w:rPr>
       </w:pPr>
-      <w:proofErr w:type="spellStart"/>
       <m:oMathPara>
         <m:oMath>
           <m:r>
@@ -590,7 +582,6 @@
             </w:rPr>
             <m:t>SeasonTeamStrength</m:t>
           </m:r>
-          <w:proofErr w:type="spellEnd"/>
           <m:r>
             <w:rPr>
               <w:rFonts w:ascii="Cambria Math" w:hAnsi="Cambria Math"/>
@@ -637,7 +628,6 @@
           </m:r>
           <m:r>
             <w:rPr>
-              <w:i/>
               <w:color w:val="EE0000"/>
               <w:lang w:val="en-US"/>
             </w:rPr>
@@ -707,19 +697,11 @@
           <w:lang w:val="en-US"/>
         </w:rPr>
       </w:pPr>
-      <w:proofErr w:type="gramStart"/>
-      <w:r>
-        <w:rPr>
-          <w:lang w:val="en-US"/>
-        </w:rPr>
-        <w:t>Understand</w:t>
-      </w:r>
-      <w:proofErr w:type="gramEnd"/>
-      <w:r>
-        <w:rPr>
-          <w:lang w:val="en-US"/>
-        </w:rPr>
-        <w:t xml:space="preserve"> context</w:t>
+      <w:r>
+        <w:rPr>
+          <w:lang w:val="en-US"/>
+        </w:rPr>
+        <w:t>Understand context</w:t>
       </w:r>
     </w:p>
     <w:p>
@@ -824,7 +806,6 @@
           <w:lang w:val="en-US"/>
         </w:rPr>
       </w:pPr>
-      <w:proofErr w:type="gramStart"/>
       <w:r>
         <w:rPr>
           <w:b/>
@@ -833,7 +814,6 @@
         </w:rPr>
         <w:t>Inputs</w:t>
       </w:r>
-      <w:proofErr w:type="gramEnd"/>
     </w:p>
     <w:p>
       <w:pPr>
@@ -1106,21 +1086,7 @@
         <w:rPr>
           <w:lang w:val="en-US"/>
         </w:rPr>
-        <w:t xml:space="preserve">This ensures fair comparison </w:t>
-      </w:r>
-      <w:proofErr w:type="gramStart"/>
-      <w:r>
-        <w:rPr>
-          <w:lang w:val="en-US"/>
-        </w:rPr>
-        <w:t>across</w:t>
-      </w:r>
-      <w:proofErr w:type="gramEnd"/>
-      <w:r>
-        <w:rPr>
-          <w:lang w:val="en-US"/>
-        </w:rPr>
-        <w:t xml:space="preserve"> players.</w:t>
+        <w:t>This ensures fair comparison across players.</w:t>
       </w:r>
     </w:p>
     <w:p>
@@ -1180,7 +1146,6 @@
           <w:lang w:val="en-US"/>
         </w:rPr>
       </w:pPr>
-      <w:proofErr w:type="spellStart"/>
       <m:oMathPara>
         <m:oMath>
           <m:r>
@@ -1193,7 +1158,6 @@
             </w:rPr>
             <m:t>TravelAdjustedProduction</m:t>
           </m:r>
-          <w:proofErr w:type="spellEnd"/>
           <m:r>
             <w:rPr>
               <w:rFonts w:ascii="Cambria Math" w:hAnsi="Cambria Math"/>
@@ -1240,7 +1204,6 @@
           </m:r>
           <m:r>
             <w:rPr>
-              <w:i/>
               <w:lang w:val="en-US"/>
             </w:rPr>
             <w:br/>
@@ -1399,7 +1362,6 @@
           <w:lang w:val="en-US"/>
         </w:rPr>
       </w:pPr>
-      <w:proofErr w:type="spellStart"/>
       <w:r>
         <w:rPr>
           <w:b/>
@@ -1407,17 +1369,7 @@
           <w:color w:val="EE0000"/>
           <w:lang w:val="en-US"/>
         </w:rPr>
-        <w:t>LeagueMultiplier</w:t>
-      </w:r>
-      <w:proofErr w:type="spellEnd"/>
-      <w:r>
-        <w:rPr>
-          <w:b/>
-          <w:bCs/>
-          <w:color w:val="EE0000"/>
-          <w:lang w:val="en-US"/>
-        </w:rPr>
-        <w:t xml:space="preserve"> (example)</w:t>
+        <w:t>LeagueMultiplier (example)</w:t>
       </w:r>
     </w:p>
     <w:p>
@@ -1513,7 +1465,6 @@
           <w:lang w:val="en-US"/>
         </w:rPr>
       </w:pPr>
-      <w:proofErr w:type="spellStart"/>
       <w:r>
         <w:rPr>
           <w:b/>
@@ -1521,48 +1472,22 @@
           <w:color w:val="EE0000"/>
           <w:lang w:val="en-US"/>
         </w:rPr>
-        <w:t>AgeMultiplier</w:t>
-      </w:r>
-      <w:proofErr w:type="spellEnd"/>
-      <w:r>
-        <w:rPr>
-          <w:b/>
-          <w:bCs/>
+        <w:t>AgeMultiplier (example)</w:t>
+      </w:r>
+    </w:p>
+    <w:p>
+      <w:pPr>
+        <w:rPr>
           <w:color w:val="EE0000"/>
           <w:lang w:val="en-US"/>
         </w:rPr>
-        <w:t xml:space="preserve"> (example)</w:t>
-      </w:r>
-    </w:p>
-    <w:p>
-      <w:pPr>
+      </w:pPr>
+      <w:r>
         <w:rPr>
           <w:color w:val="EE0000"/>
           <w:lang w:val="en-US"/>
         </w:rPr>
-      </w:pPr>
-      <w:r>
-        <w:rPr>
-          <w:color w:val="EE0000"/>
-          <w:lang w:val="en-US"/>
-        </w:rPr>
-        <w:t xml:space="preserve">Younger players </w:t>
-      </w:r>
-      <w:proofErr w:type="gramStart"/>
-      <w:r>
-        <w:rPr>
-          <w:color w:val="EE0000"/>
-          <w:lang w:val="en-US"/>
-        </w:rPr>
-        <w:t>performing</w:t>
-      </w:r>
-      <w:proofErr w:type="gramEnd"/>
-      <w:r>
-        <w:rPr>
-          <w:color w:val="EE0000"/>
-          <w:lang w:val="en-US"/>
-        </w:rPr>
-        <w:t xml:space="preserve"> well = more draftable.</w:t>
+        <w:t>Younger players performing well = more draftable.</w:t>
       </w:r>
     </w:p>
     <w:p>
@@ -1677,25 +1602,7 @@
           <w:bCs/>
           <w:lang w:val="en-US"/>
         </w:rPr>
-        <w:t xml:space="preserve">5. </w:t>
-      </w:r>
-      <w:proofErr w:type="spellStart"/>
-      <w:r>
-        <w:rPr>
-          <w:b/>
-          <w:bCs/>
-          <w:lang w:val="en-US"/>
-        </w:rPr>
-        <w:t>Draftability</w:t>
-      </w:r>
-      <w:proofErr w:type="spellEnd"/>
-      <w:r>
-        <w:rPr>
-          <w:b/>
-          <w:bCs/>
-          <w:lang w:val="en-US"/>
-        </w:rPr>
-        <w:t xml:space="preserve"> Score (Final Output)</w:t>
+        <w:t>5. Draftability Score (Final Output)</w:t>
       </w:r>
     </w:p>
     <w:p>
@@ -1793,7 +1700,6 @@
           <w:lang w:val="en-US"/>
         </w:rPr>
       </w:pPr>
-      <w:proofErr w:type="spellStart"/>
       <m:oMathPara>
         <m:oMath>
           <m:r>
@@ -1806,7 +1712,6 @@
             </w:rPr>
             <m:t>DraftabilityScore</m:t>
           </m:r>
-          <w:proofErr w:type="spellEnd"/>
           <m:r>
             <w:rPr>
               <w:rFonts w:ascii="Cambria Math" w:hAnsi="Cambria Math"/>
@@ -1871,7 +1776,6 @@
           </m:r>
           <m:r>
             <w:rPr>
-              <w:i/>
               <w:lang w:val="en-US"/>
             </w:rPr>
             <w:br/>
@@ -2205,19 +2109,11 @@
           <w:lang w:val="en-US"/>
         </w:rPr>
       </w:pPr>
-      <w:proofErr w:type="spellStart"/>
-      <w:r>
-        <w:rPr>
-          <w:lang w:val="en-US"/>
-        </w:rPr>
-        <w:t>draftability</w:t>
-      </w:r>
-      <w:proofErr w:type="spellEnd"/>
-      <w:r>
-        <w:rPr>
-          <w:lang w:val="en-US"/>
-        </w:rPr>
-        <w:t xml:space="preserve"> score correlates with future success</w:t>
+      <w:r>
+        <w:rPr>
+          <w:lang w:val="en-US"/>
+        </w:rPr>
+        <w:t>draftability score correlates with future success</w:t>
       </w:r>
     </w:p>
     <w:p>
@@ -2237,6 +2133,48 @@
           <w:lang w:val="en-US"/>
         </w:rPr>
         <w:t>nsure the model works.</w:t>
+      </w:r>
+    </w:p>
+    <w:p>
+      <w:pPr>
+        <w:rPr>
+          <w:lang w:val="en-US"/>
+        </w:rPr>
+      </w:pPr>
+    </w:p>
+    <w:p>
+      <w:pPr>
+        <w:rPr>
+          <w:b/>
+          <w:bCs/>
+          <w:lang w:val="en-US"/>
+        </w:rPr>
+      </w:pPr>
+      <w:r>
+        <w:rPr>
+          <w:b/>
+          <w:bCs/>
+          <w:lang w:val="en-US"/>
+        </w:rPr>
+        <w:t xml:space="preserve">8. </w:t>
+      </w:r>
+      <w:r>
+        <w:rPr>
+          <w:b/>
+          <w:bCs/>
+          <w:lang w:val="en-US"/>
+        </w:rPr>
+        <w:t>Technical Implementation</w:t>
+      </w:r>
+    </w:p>
+    <w:p>
+      <w:pPr>
+        <w:rPr>
+          <w:lang w:val="en-US"/>
+        </w:rPr>
+      </w:pPr>
+      <w:r>
+        <w:t>To ensure scalability and data integrity, these metrics will be housed in a relational database schema. A detailed data dictionary and entity-relationship diagram are available upon request.</w:t>
       </w:r>
     </w:p>
     <w:p/>
